--- a/QED Course/Lesson 55 Electron-Positron Annihilation.docx
+++ b/QED Course/Lesson 55 Electron-Positron Annihilation.docx
@@ -34,7 +34,7 @@
           <w:b/>
           <w:sz w:val="26"/>
         </w:rPr>
-        <w:t>Two photons from annihilation, a plus sign where Møller scattering had a minus, and a final result of striking simplicity: 2e⁴[t/u+u/t−2]</w:t>
+        <w:t>Two photons from annihilation, a plus sign where Møller scattering had a minus, and a final result of striking simplicity: 2e⁴[t/u+u/t]</w:t>
       </w:r>
     </w:p>
     <w:p>
@@ -114,7 +114,7 @@
         <w:pStyle w:val="ListBullet"/>
       </w:pPr>
       <w:r>
-        <w:t>Reduce the interference trace to −8tu by the same method, and assemble the complete result (1/4)Σ|ℳ|²=2e⁴[t/u+u/t−2].</w:t>
+        <w:t>Show by the same method that the interference trace vanishes in the massless limit, and assemble the complete result (1/4)Σ|ℳ|²=2e⁴[t/u+u/t].</w:t>
       </w:r>
     </w:p>
     <w:p>
@@ -367,7 +367,7 @@
           <w:rFonts w:ascii="Consolas" w:hAnsi="Consolas" w:cs="Consolas" w:eastAsia="Consolas"/>
           <w:sz w:val="20"/>
         </w:rPr>
-        <w:t>e^{-}(p1) ----*----------------*---- e^{+}(p2)     e^{-}(p1) ----*----------------*---- e^{+}(p2)</w:t>
+        <w:t xml:space="preserve">   e⁻(p1) ----*----------------*---- e⁺(p2)           e⁻(p1) ----*----------------*---- e⁺(p2)   </w:t>
       </w:r>
       <w:r>
         <w:rPr>
@@ -1618,7 +1618,7 @@
                     </m:e>
                     <m:sub>
                       <m:r>
-                        <m:t xml:space="preserve">α</m:t>
+                        <m:t xml:space="preserve">β</m:t>
                       </m:r>
                     </m:sub>
                   </m:sSub>
@@ -1660,7 +1660,7 @@
                     </m:e>
                     <m:sub>
                       <m:r>
-                        <m:t xml:space="preserve">β</m:t>
+                        <m:t xml:space="preserve">α</m:t>
                       </m:r>
                     </m:sub>
                   </m:sSub>
@@ -2190,7 +2190,7 @@
     </w:p>
     <w:p>
       <w:r>
-        <w:t>T_AB differs from T_AA only in its middle factor: q̸_A appears once and q̸_B appears once, rather than q̸_A appearing twice. Carrying out the identical steps as Section 3 (Exercise 12 works through every term), the three-object reversal identity now gives γ^βq̸_Ap̸₁q̸_Bγ_β=−2q̸_Bp̸₁q̸_A (reversing an asymmetric triple), and the analogous two-object identities apply to the remaining, mass-dependent pieces.</w:t>
+        <w:t>T_AB is not T_AA with one q̸_A replaced by q̸_B. In ℳ_B the photon indices sit the other way round, ℳ_B ∝ v̄(p₂)γ^α(q̸_B+m)γ^βu(p₁), so its conjugate is ū(p₁)γ^β(q̸_B+m)γ^αv(p₂). After the polarization sums, γ_β stands next to (p̸₁+m) and γ_α next to (p̸₂−m): the two index pairs interleave, which is the pattern written in Section 2.2. With m=0, Lesson 54's three-object reversal removes the α pair, γ^αp̸₁γ_βq̸_Bγ_α=−2q̸_Bγ_βp̸₁, and the two-object identity then removes the β pair, γ^βq̸_Aq̸_Bγ_β=4(q_A·q_B). Exercise 12 works through both steps.</w:t>
       </w:r>
     </w:p>
     <w:p>
@@ -2203,7 +2203,7 @@
     </w:p>
     <w:p>
       <w:r>
-        <w:t>Setting m=0, the surviving term is</w:t>
+        <w:t>Setting m=0, the two contractions leave a single scalar,</w:t>
       </w:r>
     </w:p>
     <w:p>
@@ -2229,40 +2229,74 @@
             <m:t xml:space="preserve">=</m:t>
           </m:r>
           <m:r>
-            <m:t xml:space="preserve">16</m:t>
+            <m:t xml:space="preserve">−</m:t>
+          </m:r>
+          <m:r>
+            <m:t xml:space="preserve">8</m:t>
           </m:r>
           <m:r>
             <m:t xml:space="preserve"> </m:t>
           </m:r>
           <m:d>
-            <m:dPr>
-              <m:begChr m:val="["/>
-              <m:endChr m:val="]"/>
-            </m:dPr>
+            <m:dPr/>
+            <m:e>
+              <m:sSub>
+                <m:e>
+                  <m:r>
+                    <m:t xml:space="preserve">q</m:t>
+                  </m:r>
+                </m:e>
+                <m:sub>
+                  <m:r>
+                    <m:t xml:space="preserve">A</m:t>
+                  </m:r>
+                </m:sub>
+              </m:sSub>
+              <m:r>
+                <m:t xml:space="preserve">·</m:t>
+              </m:r>
+              <m:sSub>
+                <m:e>
+                  <m:r>
+                    <m:t xml:space="preserve">q</m:t>
+                  </m:r>
+                </m:e>
+                <m:sub>
+                  <m:r>
+                    <m:t xml:space="preserve">B</m:t>
+                  </m:r>
+                </m:sub>
+              </m:sSub>
+            </m:e>
+          </m:d>
+          <m:r>
+            <m:t xml:space="preserve"> </m:t>
+          </m:r>
+          <m:func>
+            <m:fName>
+              <m:r>
+                <m:t xml:space="preserve">Tr</m:t>
+              </m:r>
+            </m:fName>
             <m:e>
               <m:d>
-                <m:dPr/>
+                <m:dPr>
+                  <m:begChr m:val="["/>
+                  <m:endChr m:val="]"/>
+                </m:dPr>
                 <m:e>
                   <m:sSub>
                     <m:e>
-                      <m:r>
-                        <m:t xml:space="preserve">q</m:t>
-                      </m:r>
-                    </m:e>
-                    <m:sub>
-                      <m:r>
-                        <m:t xml:space="preserve">B</m:t>
-                      </m:r>
-                    </m:sub>
-                  </m:sSub>
-                  <m:r>
-                    <m:t xml:space="preserve">·</m:t>
-                  </m:r>
-                  <m:sSub>
-                    <m:e>
-                      <m:r>
-                        <m:t xml:space="preserve">p</m:t>
-                      </m:r>
+                      <m:acc>
+                        <m:accPr>
+                          <m:chr m:val="/"/>
+                        </m:accPr>
+                        <m:e>
+                          <m:r>
+                            <m:t xml:space="preserve">p</m:t>
+                          </m:r>
+                        </m:e>
+                      </m:acc>
                     </m:e>
                     <m:sub>
                       <m:r>
@@ -2270,31 +2304,18 @@
                       </m:r>
                     </m:sub>
                   </m:sSub>
-                </m:e>
-              </m:d>
-              <m:d>
-                <m:dPr/>
-                <m:e>
                   <m:sSub>
                     <m:e>
-                      <m:r>
-                        <m:t xml:space="preserve">q</m:t>
-                      </m:r>
-                    </m:e>
-                    <m:sub>
-                      <m:r>
-                        <m:t xml:space="preserve">A</m:t>
-                      </m:r>
-                    </m:sub>
-                  </m:sSub>
-                  <m:r>
-                    <m:t xml:space="preserve">·</m:t>
-                  </m:r>
-                  <m:sSub>
-                    <m:e>
-                      <m:r>
-                        <m:t xml:space="preserve">p</m:t>
-                      </m:r>
+                      <m:acc>
+                        <m:accPr>
+                          <m:chr m:val="/"/>
+                        </m:accPr>
+                        <m:e>
+                          <m:r>
+                            <m:t xml:space="preserve">p</m:t>
+                          </m:r>
+                        </m:e>
+                      </m:acc>
                     </m:e>
                     <m:sub>
                       <m:r>
@@ -2304,140 +2325,82 @@
                   </m:sSub>
                 </m:e>
               </m:d>
+            </m:e>
+          </m:func>
+          <m:r>
+            <m:t xml:space="preserve">=</m:t>
+          </m:r>
+          <m:r>
+            <m:t xml:space="preserve">−</m:t>
+          </m:r>
+          <m:r>
+            <m:t xml:space="preserve">32</m:t>
+          </m:r>
+          <m:r>
+            <m:t xml:space="preserve"> </m:t>
+          </m:r>
+          <m:d>
+            <m:dPr/>
+            <m:e>
+              <m:sSub>
+                <m:e>
+                  <m:r>
+                    <m:t xml:space="preserve">q</m:t>
+                  </m:r>
+                </m:e>
+                <m:sub>
+                  <m:r>
+                    <m:t xml:space="preserve">A</m:t>
+                  </m:r>
+                </m:sub>
+              </m:sSub>
               <m:r>
-                <m:t xml:space="preserve">−</m:t>
+                <m:t xml:space="preserve">·</m:t>
               </m:r>
-              <m:d>
-                <m:dPr/>
+              <m:sSub>
                 <m:e>
-                  <m:sSub>
-                    <m:e>
-                      <m:r>
-                        <m:t xml:space="preserve">q</m:t>
-                      </m:r>
-                    </m:e>
-                    <m:sub>
-                      <m:r>
-                        <m:t xml:space="preserve">A</m:t>
-                      </m:r>
-                    </m:sub>
-                  </m:sSub>
                   <m:r>
-                    <m:t xml:space="preserve">·</m:t>
+                    <m:t xml:space="preserve">q</m:t>
                   </m:r>
-                  <m:sSub>
-                    <m:e>
-                      <m:r>
-                        <m:t xml:space="preserve">q</m:t>
-                      </m:r>
-                    </m:e>
-                    <m:sub>
-                      <m:r>
-                        <m:t xml:space="preserve">B</m:t>
-                      </m:r>
-                    </m:sub>
-                  </m:sSub>
                 </m:e>
-              </m:d>
-              <m:d>
-                <m:dPr/>
+                <m:sub>
+                  <m:r>
+                    <m:t xml:space="preserve">B</m:t>
+                  </m:r>
+                </m:sub>
+              </m:sSub>
+            </m:e>
+          </m:d>
+          <m:d>
+            <m:dPr/>
+            <m:e>
+              <m:sSub>
                 <m:e>
-                  <m:sSub>
-                    <m:e>
-                      <m:r>
-                        <m:t xml:space="preserve">p</m:t>
-                      </m:r>
-                    </m:e>
-                    <m:sub>
-                      <m:r>
-                        <m:t xml:space="preserve">1</m:t>
-                      </m:r>
-                    </m:sub>
-                  </m:sSub>
                   <m:r>
-                    <m:t xml:space="preserve">·</m:t>
+                    <m:t xml:space="preserve">p</m:t>
                   </m:r>
-                  <m:sSub>
-                    <m:e>
-                      <m:r>
-                        <m:t xml:space="preserve">p</m:t>
-                      </m:r>
-                    </m:e>
-                    <m:sub>
-                      <m:r>
-                        <m:t xml:space="preserve">2</m:t>
-                      </m:r>
-                    </m:sub>
-                  </m:sSub>
                 </m:e>
-              </m:d>
+                <m:sub>
+                  <m:r>
+                    <m:t xml:space="preserve">1</m:t>
+                  </m:r>
+                </m:sub>
+              </m:sSub>
               <m:r>
-                <m:t xml:space="preserve">+</m:t>
+                <m:t xml:space="preserve">·</m:t>
               </m:r>
-              <m:d>
-                <m:dPr/>
+              <m:sSub>
                 <m:e>
-                  <m:sSub>
-                    <m:e>
-                      <m:r>
-                        <m:t xml:space="preserve">q</m:t>
-                      </m:r>
-                    </m:e>
-                    <m:sub>
-                      <m:r>
-                        <m:t xml:space="preserve">B</m:t>
-                      </m:r>
-                    </m:sub>
-                  </m:sSub>
                   <m:r>
-                    <m:t xml:space="preserve">·</m:t>
+                    <m:t xml:space="preserve">p</m:t>
                   </m:r>
-                  <m:sSub>
-                    <m:e>
-                      <m:r>
-                        <m:t xml:space="preserve">p</m:t>
-                      </m:r>
-                    </m:e>
-                    <m:sub>
-                      <m:r>
-                        <m:t xml:space="preserve">2</m:t>
-                      </m:r>
-                    </m:sub>
-                  </m:sSub>
                 </m:e>
-              </m:d>
-              <m:d>
-                <m:dPr/>
-                <m:e>
-                  <m:sSub>
-                    <m:e>
-                      <m:r>
-                        <m:t xml:space="preserve">q</m:t>
-                      </m:r>
-                    </m:e>
-                    <m:sub>
-                      <m:r>
-                        <m:t xml:space="preserve">A</m:t>
-                      </m:r>
-                    </m:sub>
-                  </m:sSub>
+                <m:sub>
                   <m:r>
-                    <m:t xml:space="preserve">·</m:t>
+                    <m:t xml:space="preserve">2</m:t>
                   </m:r>
-                  <m:sSub>
-                    <m:e>
-                      <m:r>
-                        <m:t xml:space="preserve">p</m:t>
-                      </m:r>
-                    </m:e>
-                    <m:sub>
-                      <m:r>
-                        <m:t xml:space="preserve">1</m:t>
-                      </m:r>
-                    </m:sub>
-                  </m:sSub>
-                </m:e>
-              </m:d>
+                </m:sub>
+              </m:sSub>
             </m:e>
           </m:d>
         </m:oMath>
@@ -2445,7 +2408,7 @@
     </w:p>
     <w:p>
       <w:r>
-        <w:t>Using q_B·p₁=u/2, q_A·p₂=−t/2, q_A·q_B=0 (Exercise 13 verifies this last, notable simplification, using k₁·k₂=s/2), q_B·p₂=−u/2, and q_A·p₁=t/2,</w:t>
+        <w:t>and q_A·q_B=0 in the massless limit (Exercise 13 verifies this, using k₁·k₂=s/2), so</w:t>
       </w:r>
     </w:p>
     <w:p>
@@ -2471,152 +2434,37 @@
             <m:t xml:space="preserve">=</m:t>
           </m:r>
           <m:r>
-            <m:t xml:space="preserve">16</m:t>
+            <m:t xml:space="preserve">−</m:t>
           </m:r>
           <m:r>
-            <m:t xml:space="preserve"> </m:t>
+            <m:t xml:space="preserve">32</m:t>
           </m:r>
-          <m:d>
-            <m:dPr>
-              <m:begChr m:val="["/>
-              <m:endChr m:val="]"/>
-            </m:dPr>
-            <m:e>
-              <m:f>
-                <m:num>
-                  <m:r>
-                    <m:t xml:space="preserve">u</m:t>
-                  </m:r>
-                </m:num>
-                <m:den>
-                  <m:r>
-                    <m:t xml:space="preserve">2</m:t>
-                  </m:r>
-                </m:den>
-              </m:f>
-              <m:d>
-                <m:dPr/>
-                <m:e>
-                  <m:r>
-                    <m:t xml:space="preserve">−</m:t>
-                  </m:r>
-                  <m:f>
-                    <m:num>
-                      <m:r>
-                        <m:t xml:space="preserve">t</m:t>
-                      </m:r>
-                    </m:num>
-                    <m:den>
-                      <m:r>
-                        <m:t xml:space="preserve">2</m:t>
-                      </m:r>
-                    </m:den>
-                  </m:f>
-                </m:e>
-              </m:d>
+          <m:r>
+            <m:t xml:space="preserve">·</m:t>
+          </m:r>
+          <m:r>
+            <m:t xml:space="preserve">0</m:t>
+          </m:r>
+          <m:r>
+            <m:t xml:space="preserve">·</m:t>
+          </m:r>
+          <m:f>
+            <m:num>
               <m:r>
-                <m:t xml:space="preserve">−</m:t>
+                <m:t xml:space="preserve">s</m:t>
               </m:r>
+            </m:num>
+            <m:den>
               <m:r>
-                <m:t xml:space="preserve">0</m:t>
+                <m:t xml:space="preserve">2</m:t>
               </m:r>
-              <m:r>
-                <m:t xml:space="preserve">+</m:t>
-              </m:r>
-              <m:d>
-                <m:dPr/>
-                <m:e>
-                  <m:r>
-                    <m:t xml:space="preserve">−</m:t>
-                  </m:r>
-                  <m:f>
-                    <m:num>
-                      <m:r>
-                        <m:t xml:space="preserve">u</m:t>
-                      </m:r>
-                    </m:num>
-                    <m:den>
-                      <m:r>
-                        <m:t xml:space="preserve">2</m:t>
-                      </m:r>
-                    </m:den>
-                  </m:f>
-                </m:e>
-              </m:d>
-              <m:d>
-                <m:dPr/>
-                <m:e>
-                  <m:f>
-                    <m:num>
-                      <m:r>
-                        <m:t xml:space="preserve">t</m:t>
-                      </m:r>
-                    </m:num>
-                    <m:den>
-                      <m:r>
-                        <m:t xml:space="preserve">2</m:t>
-                      </m:r>
-                    </m:den>
-                  </m:f>
-                </m:e>
-              </m:d>
-            </m:e>
-          </m:d>
+            </m:den>
+          </m:f>
           <m:r>
             <m:t xml:space="preserve">=</m:t>
           </m:r>
           <m:r>
-            <m:t xml:space="preserve">16</m:t>
-          </m:r>
-          <m:r>
-            <m:t xml:space="preserve"> </m:t>
-          </m:r>
-          <m:d>
-            <m:dPr>
-              <m:begChr m:val="["/>
-              <m:endChr m:val="]"/>
-            </m:dPr>
-            <m:e>
-              <m:r>
-                <m:t xml:space="preserve">−</m:t>
-              </m:r>
-              <m:f>
-                <m:num>
-                  <m:r>
-                    <m:t xml:space="preserve">tu</m:t>
-                  </m:r>
-                </m:num>
-                <m:den>
-                  <m:r>
-                    <m:t xml:space="preserve">4</m:t>
-                  </m:r>
-                </m:den>
-              </m:f>
-              <m:r>
-                <m:t xml:space="preserve">−</m:t>
-              </m:r>
-              <m:f>
-                <m:num>
-                  <m:r>
-                    <m:t xml:space="preserve">tu</m:t>
-                  </m:r>
-                </m:num>
-                <m:den>
-                  <m:r>
-                    <m:t xml:space="preserve">4</m:t>
-                  </m:r>
-                </m:den>
-              </m:f>
-            </m:e>
-          </m:d>
-          <m:r>
-            <m:t xml:space="preserve">=</m:t>
-          </m:r>
-          <m:r>
-            <m:t xml:space="preserve">−</m:t>
-          </m:r>
-          <m:r>
-            <m:t xml:space="preserve">8tu</m:t>
+            <m:t xml:space="preserve">0</m:t>
           </m:r>
         </m:oMath>
       </m:oMathPara>
@@ -2632,7 +2480,7 @@
     </w:p>
     <w:p>
       <w:r>
-        <w:t>State the single most useful simplification found along the way to Section 4.2's result. q_A·q_B=0 in the massless limit; without this simplification, the middle term of the bracket would survive and complicate the final expression, but it vanishes identically once k₁·k₂=s/2 (from (k₁+k₂)²=s with both photons massless) is substituted, a clean, checkable fact worth remembering.</w:t>
+        <w:t>State the single most useful simplification found along the way to Section 4.2's result. q_A·q_B=0 in the massless limit, and it is the whole of the interference term: after the two contractions T_AB is proportional to q_A·q_B, which vanishes once k₁·k₂=s/2 (from (k₁+k₂)²=s with both photons massless) is substituted. Compton scattering (Lesson 56) and pair production (Lesson 57) meet the same zero.</w:t>
       </w:r>
     </w:p>
     <w:p>
@@ -2745,87 +2593,8 @@
               <m:r>
                 <m:t xml:space="preserve">+</m:t>
               </m:r>
-              <m:f>
-                <m:num>
-                  <m:r>
-                    <m:t xml:space="preserve">2</m:t>
-                  </m:r>
-                  <m:d>
-                    <m:dPr/>
-                    <m:e>
-                      <m:r>
-                        <m:t xml:space="preserve">−</m:t>
-                      </m:r>
-                      <m:r>
-                        <m:t xml:space="preserve">8tu</m:t>
-                      </m:r>
-                    </m:e>
-                  </m:d>
-                </m:num>
-                <m:den>
-                  <m:r>
-                    <m:t xml:space="preserve">tu</m:t>
-                  </m:r>
-                </m:den>
-              </m:f>
-            </m:e>
-          </m:d>
-          <m:r>
-            <m:t xml:space="preserve">=</m:t>
-          </m:r>
-          <m:sSup>
-            <m:e>
               <m:r>
-                <m:t xml:space="preserve">e</m:t>
-              </m:r>
-            </m:e>
-            <m:sup>
-              <m:r>
-                <m:t xml:space="preserve">4</m:t>
-              </m:r>
-            </m:sup>
-          </m:sSup>
-          <m:r>
-            <m:t xml:space="preserve"> </m:t>
-          </m:r>
-          <m:d>
-            <m:dPr>
-              <m:begChr m:val="["/>
-              <m:endChr m:val="]"/>
-            </m:dPr>
-            <m:e>
-              <m:f>
-                <m:num>
-                  <m:r>
-                    <m:t xml:space="preserve">8u</m:t>
-                  </m:r>
-                </m:num>
-                <m:den>
-                  <m:r>
-                    <m:t xml:space="preserve">t</m:t>
-                  </m:r>
-                </m:den>
-              </m:f>
-              <m:r>
-                <m:t xml:space="preserve">+</m:t>
-              </m:r>
-              <m:f>
-                <m:num>
-                  <m:r>
-                    <m:t xml:space="preserve">8t</m:t>
-                  </m:r>
-                </m:num>
-                <m:den>
-                  <m:r>
-                    <m:t xml:space="preserve">u</m:t>
-                  </m:r>
-                </m:den>
-              </m:f>
-              <m:r>
-                <m:t xml:space="preserve">−</m:t>
-              </m:r>
-              <m:r>
-                <m:t xml:space="preserve">16</m:t>
+                <m:t xml:space="preserve">0</m:t>
               </m:r>
             </m:e>
           </m:d>
@@ -2886,12 +2655,6 @@
                   </m:r>
                 </m:den>
               </m:f>
-              <m:r>
-                <m:t xml:space="preserve">−</m:t>
-              </m:r>
-              <m:r>
-                <m:t xml:space="preserve">2</m:t>
-              </m:r>
             </m:e>
           </m:d>
         </m:oMath>
@@ -3004,12 +2767,6 @@
                   </m:r>
                 </m:den>
               </m:f>
-              <m:r>
-                <m:t xml:space="preserve">−</m:t>
-              </m:r>
-              <m:r>
-                <m:t xml:space="preserve">2</m:t>
-              </m:r>
             </m:e>
           </m:d>
         </m:oMath>
@@ -3017,7 +2774,7 @@
     </w:p>
     <w:p>
       <w:r>
-        <w:t>a strikingly compact result: no explicit s-dependence at all once expressed this way (s enters only implicitly, through the sum rule s+t+u=0 constraining t and u together), symmetric under t↔u, and manifestly non-negative, since t/u+u/t≥2 for any two same-signed real numbers (Exercise 15), with equality only at t=u.</w:t>
+        <w:t>a strikingly compact result: no explicit s-dependence at all once expressed this way (s enters only implicitly, through the sum rule s+t+u=0 constraining t and u together), symmetric under t↔u, and positive, since t/u+u/t≥2 for any two same-signed real numbers (Exercise 15), so (1/4)Σ|ℳ|²≥4e⁴, with equality only at t=u. It is the same function Lesson 57 finds for γγ→e⁻e⁺, as it must be: the two processes are time reverses of each other, and each averages over four initial spin or polarization states.</w:t>
       </w:r>
     </w:p>
     <w:p>
@@ -3031,7 +2788,7 @@
     </w:p>
     <w:p>
       <w:r>
-        <w:t>Explain why (1/4)Σ|ℳ|² must be non-negative, and confirm Section 5's formula respects this on general grounds, independent of the specific algebra. A spin-averaged, spin-summed squared amplitude is, by construction, a sum of quantities each of the form |ℳ|² for a specific spin and polarization configuration, and a sum of non-negative numbers is non-negative; Section 5's formula, 2e⁴(t/u+u/t−2), is non-negative because t and u are both negative for physical scattering (Lesson 52, Section 3.2, extended to this process), making t/u a positive ratio, and any positive ratio r satisfies r+1/r≥2 (Exercise 15), so the bracket is never negative.</w:t>
+        <w:t>Explain why (1/4)Σ|ℳ|² must be non-negative, and confirm Section 5's formula respects this on general grounds, independent of the specific algebra. A spin-averaged, spin-summed squared amplitude is, by construction, a sum of quantities each of the form |ℳ|² for a specific spin and polarization configuration, and a sum of non-negative numbers is non-negative; Section 5's formula, 2e⁴(t/u+u/t), is positive because t and u are both negative for physical scattering (Lesson 52, Section 3.2, extended to this process), making t/u a positive ratio, and any positive ratio r satisfies r+1/r≥2 (Exercise 15), so the bracket is never less than 2.</w:t>
       </w:r>
     </w:p>
     <w:p>
@@ -3152,7 +2909,7 @@
           </w:tcPr>
           <w:p>
             <w:r>
-              <w:t>T_AA=T_BB=8tu, T_AB=−8tu (massless)</w:t>
+              <w:t>T_AA=T_BB=8tu, T_AB=0 (massless)</w:t>
             </w:r>
           </w:p>
         </w:tc>
@@ -3189,7 +2946,7 @@
           </w:tcPr>
           <w:p>
             <w:r>
-              <w:t>(1/4)Σ|ℳ|²=2e⁴[t/u+u/t−2]</w:t>
+              <w:t>(1/4)Σ|ℳ|²=2e⁴[t/u+u/t]</w:t>
             </w:r>
           </w:p>
         </w:tc>
@@ -3244,7 +3001,7 @@
           </w:tcPr>
           <w:p>
             <w:r>
-              <w:t>A notable simplification specific to this process's kinematics</w:t>
+              <w:t>The reason the interference term vanishes; it returns in Lessons 56 and 57</w:t>
             </w:r>
           </w:p>
         </w:tc>
@@ -3344,7 +3101,7 @@
         </w:numPr>
       </w:pPr>
       <w:r>
-        <w:t>Lesson 54's contraction identity reduces each trace, in the massless limit, to T_AA=T_BB=8tu and T_AB=−8tu.</w:t>
+        <w:t>Lesson 54's contraction identity reduces each trace, in the massless limit, to T_AA=T_BB=8tu and T_AB=0.</w:t>
       </w:r>
     </w:p>
     <w:p>
@@ -3356,7 +3113,7 @@
         </w:numPr>
       </w:pPr>
       <w:r>
-        <w:t>The complete result is (1/4)Σ|ℳ|²=2e⁴[t/u+u/t−2], compact, symmetric under t↔u, and manifestly non-negative.</w:t>
+        <w:t>The complete result is (1/4)Σ|ℳ|²=2e⁴[t/u+u/t], compact, symmetric under t↔u, and positive.</w:t>
       </w:r>
     </w:p>
     <w:p>
@@ -3877,7 +3634,7 @@
           </w:tcPr>
           <w:p>
             <w:r>
-              <w:t>Expand T_AB's middle factor (q̸_A+m)(−2p̸₁+4m)(q̸_B+m) and apply the appropriate contraction identities, following the method of Section 4.1, to reach the massless result of Section 4.2.</w:t>
+              <w:t>Starting from T_AB in Section 2.2, with its interleaved indices, set m=0 and apply the contraction identities of Section 4.1 to show that T_AB=−32(q_A·q_B)(p₁·p₂).</w:t>
             </w:r>
           </w:p>
         </w:tc>
@@ -3987,7 +3744,7 @@
           </w:tcPr>
           <w:p>
             <w:r>
-              <w:t>Prove that r+1/r≥2 for any r&gt;0, and use this to confirm Section 5's formula is non-negative for physical (t,u&lt;0) scattering.</w:t>
+              <w:t>Prove that r+1/r≥2 for any r&gt;0, and use this to confirm Section 5's formula is positive for physical (t,u&lt;0) scattering.</w:t>
             </w:r>
           </w:p>
         </w:tc>
@@ -4204,7 +3961,7 @@
         <w:t xml:space="preserve"> </w:t>
       </w:r>
       <w:r>
-        <w:t>Following Section 4.1's setup, the surviving massless term after applying the three-object reversal γ^βq̸_Ap̸₁q̸_Bγ_β=−2q̸_Bp̸₁q̸_A and taking the trace against (p̸₂−m) with m=0 gives, using the four-gamma trace identity (Lesson 20), Tr[q̸_Bp̸₁q̸_Ap̸₂]=4[(q_B·p₁)(q_A·p₂)−(q_B·q_A)(p₁·p₂)+(q_B·p₂)(q_A·p₁)]; multiplying by the accumulated prefactor of 4 from the −2 reversal combined with the trace's own overall 4 gives the stated 16[⋯] of Section 4.2.</w:t>
+        <w:t>With m=0, T_AB=Tr[γ^βq̸_Aγ^αp̸₁γ_βq̸_Bγ_αp̸₂]. The α pair surrounds the three objects p̸₁γ_βq̸_B, so the reversal identity gives γ^αp̸₁γ_βq̸_Bγ_α=−2q̸_Bγ_βp̸₁, and T_AB=−2Tr[γ^βq̸_Aq̸_Bγ_βp̸₁p̸₂]. The β pair now surrounds two objects, γ^βq̸_Aq̸_Bγ_β=4(q_A·q_B), so T_AB=−8(q_A·q_B)Tr[p̸₁p̸₂]=−32(q_A·q_B)(p₁·p₂).</w:t>
       </w:r>
     </w:p>
     <w:p>
@@ -4232,7 +3989,7 @@
         <w:t xml:space="preserve"> </w:t>
       </w:r>
       <w:r>
-        <w:t>Σ|ℳ|²=e⁴[T_AA/t²+T_BB/u²+2T_AB/(tu)]=e⁴[8tu/t²+8tu/u²+2(−8tu)/(tu)]=e⁴[8u/t+8t/u−16]=8e⁴[u/t+t/u−2]. Dividing by 4 for the spin average over the two unmeasured initial spins (Section 2.2), (1/4)Σ|ℳ|²=2e⁴[t/u+u/t−2], matching Section 5 exactly.</w:t>
+        <w:t>Σ|ℳ|²=e⁴[T_AA/t²+T_BB/u²+2T_AB/(tu)]=e⁴[8tu/t²+8tu/u²+0]=e⁴[8u/t+8t/u]=8e⁴[u/t+t/u]. Dividing by 4 for the spin average over the two unmeasured initial spins (Section 2.2), (1/4)Σ|ℳ|²=2e⁴[t/u+u/t], matching Section 5 exactly.</w:t>
       </w:r>
     </w:p>
     <w:p>
@@ -4246,7 +4003,7 @@
         <w:t xml:space="preserve"> </w:t>
       </w:r>
       <w:r>
-        <w:t>For r&gt;0, r+1/r−2=(√r−1/√r)²≥0 (a perfect square, since expanding (√r−1/√r)²=r−2+1/r), with equality only at r=1; so r+1/r≥2 for all r&gt;0. For physical scattering, t&lt;0 and u&lt;0 (Lesson 52, Section 3.2, extended to this process's photon legs), so t/u=r is a ratio of two negative numbers, hence positive, and the inequality applies directly, confirming t/u+u/t−2≥0 and hence Section 5's formula is non-negative.</w:t>
+        <w:t>For r&gt;0, r+1/r−2=(√r−1/√r)²≥0 (a perfect square, since expanding (√r−1/√r)²=r−2+1/r), with equality only at r=1; so r+1/r≥2 for all r&gt;0. For physical scattering, t&lt;0 and u&lt;0 (Lesson 52, Section 3.2, extended to this process's photon legs), so t/u=r is a ratio of two negative numbers, hence positive, and the inequality applies directly, confirming t/u+u/t≥2 and hence (1/4)Σ|ℳ|²≥4e⁴&gt;0.</w:t>
       </w:r>
     </w:p>
     <w:p>
@@ -4300,7 +4057,7 @@
         <w:pStyle w:val="ListBullet"/>
       </w:pPr>
       <w:r>
-        <w:t>I can apply Lesson 54's contraction identity to derive T_AA=T_BB=8tu and T_AB=−8tu in the massless limit.</w:t>
+        <w:t>I can apply Lesson 54's contraction identity to derive T_AA=T_BB=8tu and T_AB=0 in the massless limit.</w:t>
       </w:r>
     </w:p>
     <w:p>
@@ -4308,7 +4065,7 @@
         <w:pStyle w:val="ListBullet"/>
       </w:pPr>
       <w:r>
-        <w:t>I can assemble the complete result (1/4)Σ|ℳ|²=2e⁴[t/u+u/t−2] and explain why it is manifestly non-negative.</w:t>
+        <w:t>I can assemble the complete result (1/4)Σ|ℳ|²=2e⁴[t/u+u/t] and explain why it is positive.</w:t>
       </w:r>
     </w:p>
     <w:p>
